--- a/policies/build/chapters_v2/COP/HCO_COP_15_v2_REWRITE_DRAFT.docx
+++ b/policies/build/chapters_v2/COP/HCO_COP_15_v2_REWRITE_DRAFT.docx
@@ -1405,14 +1405,6 @@
         <w:pStyle w:val="ListNumber"/>
       </w:pPr>
       <w:r>
-        <w:t>Guidebook interpretation supplied for COP.15.a through COP.15.d.</w:t>
-      </w:r>
-    </w:p>
-    <w:p>
-      <w:pPr>
-        <w:pStyle w:val="ListNumber"/>
-      </w:pPr>
-      <w:r>
         <w:t>Transplantation of Human Organs Act (as amended) — governing legislation for organ transplant programmes in India.</w:t>
       </w:r>
     </w:p>

--- a/policies/build/chapters_v2/COP/HCO_COP_15_v2_REWRITE_DRAFT.docx
+++ b/policies/build/chapters_v2/COP/HCO_COP_15_v2_REWRITE_DRAFT.docx
@@ -1405,7 +1405,19 @@
         <w:pStyle w:val="ListNumber"/>
       </w:pPr>
       <w:r>
-        <w:t>Transplantation of Human Organs Act (as amended) — governing legislation for organ transplant programmes in India.</w:t>
+        <w:t xml:space="preserve">Government of India. (1994). </w:t>
+      </w:r>
+      <w:hyperlink r:id="rId9">
+        <w:r>
+          <w:rPr>
+            <w:color w:val="0563C1"/>
+            <w:u w:val="single"/>
+          </w:rPr>
+          <w:t>https://www.indiacode.nic.in/bitstream/123456789/15433/1/transplantation_of_human_organs_and_tissues_act,_1994.pdf</w:t>
+        </w:r>
+      </w:hyperlink>
+      <w:r>
+        <w:t xml:space="preserve"> The Transplantation of Human Organs and Tissues Act, 1994 (as amended) — governing legislation for organ transplant programmes in India.</w:t>
       </w:r>
     </w:p>
     <w:p>
@@ -1417,9 +1429,23 @@
       </w:r>
     </w:p>
     <w:p>
-      <w:pPr/>
       <w:r>
-        <w:t>This policy reorganises the supplied COP.15 objective elements and approved plain-language content into policy format. No formal stop-work section is included — COP.15 is not in the accreditation stop-work proposals. Operating an organ transplant programme without valid regulatory licences or without medical professionals permitted by the appropriate authorities constitutes a statutory violation under the Transplantation of Human Organs Act — a legal compliance pre-condition, not merely an accreditation requirement. The conditional scope split is preserved exactly: Sections 5.1 through 5.3 apply only where transplantation is provided; Section 5.4 applies universally to all organisations. The six CPG content areas, the three CPG phases, the counselling-before-transplantation timing, and the very-sensitive-and-courteous manner for brain-dead family counselling are all preserved exactly. The Transplantation of Human Organs Act is named as the statutory reference in Section 5.1, the Non-negotiable rules, and Section 13 References.</w:t>
+        <w:t>This document is a template prepared for the guidance of «Hospital Name» and must be reviewed, adapted and formally approved by «Hospital Name» before use. Every entry marked ________ must be completed before the document is issued.</w:t>
+      </w:r>
+    </w:p>
+    <w:p>
+      <w:r>
+        <w:t>The requirements in this document are accreditation requirements of the NABH Full Accreditation Standards for Hospitals, 6th Edition, not duties under a named Act of Parliament. Statutory duties that arise under other documents of «Hospital Name» remain those documents. «Hospital Name» is responsible for verifying any statutory duty that applies to it; this document does not constitute legal advice.</w:t>
+      </w:r>
+    </w:p>
+    <w:p>
+      <w:r>
+        <w:t>The clinical and technical content reflects recognised national and international guidance current at the date of preparation. «Hospital Name» remains responsible for verifying that it is current and consistent with the edition of the accreditation standard against which it is being assessed.</w:t>
+      </w:r>
+    </w:p>
+    <w:p>
+      <w:r>
+        <w:t>This document is not issued by, endorsed by, or affiliated with NABH or any other body named in it. Wording is original; no text has been reproduced from the standards, rules or guidelines referenced.</w:t>
       </w:r>
     </w:p>
     <w:sectPr>
